--- a/docum/Interface Datalake Cydag.docx
+++ b/docum/Interface Datalake Cydag.docx
@@ -1,6 +1,6 @@
 
 <file path=word/document.xml><?xml version="1.0" encoding="utf-8"?>
-<w:document xmlns:wpc="http://schemas.microsoft.com/office/word/2010/wordprocessingCanvas" xmlns:cx="http://schemas.microsoft.com/office/drawing/2014/chartex" xmlns:cx1="http://schemas.microsoft.com/office/drawing/2015/9/8/chartex" xmlns:mc="http://schemas.openxmlformats.org/markup-compatibility/2006" xmlns:o="urn:schemas-microsoft-com:office:office" xmlns:r="http://schemas.openxmlformats.org/officeDocument/2006/relationships" xmlns:m="http://schemas.openxmlformats.org/officeDocument/2006/math" xmlns:v="urn:schemas-microsoft-com:vml" xmlns:wp14="http://schemas.microsoft.com/office/word/2010/wordprocessingDrawing" xmlns:wp="http://schemas.openxmlformats.org/drawingml/2006/wordprocessingDrawing" xmlns:w10="urn:schemas-microsoft-com:office:word" xmlns:w="http://schemas.openxmlformats.org/wordprocessingml/2006/main" xmlns:w14="http://schemas.microsoft.com/office/word/2010/wordml" xmlns:w15="http://schemas.microsoft.com/office/word/2012/wordml" xmlns:w16se="http://schemas.microsoft.com/office/word/2015/wordml/symex" xmlns:wpg="http://schemas.microsoft.com/office/word/2010/wordprocessingGroup" xmlns:wpi="http://schemas.microsoft.com/office/word/2010/wordprocessingInk" xmlns:wne="http://schemas.microsoft.com/office/word/2006/wordml" xmlns:wps="http://schemas.microsoft.com/office/word/2010/wordprocessingShape" mc:Ignorable="w14 w15 w16se wp14">
+<w:document xmlns:wpc="http://schemas.microsoft.com/office/word/2010/wordprocessingCanvas" xmlns:cx="http://schemas.microsoft.com/office/drawing/2014/chartex" xmlns:cx1="http://schemas.microsoft.com/office/drawing/2015/9/8/chartex" xmlns:cx2="http://schemas.microsoft.com/office/drawing/2015/10/21/chartex" xmlns:cx3="http://schemas.microsoft.com/office/drawing/2016/5/9/chartex" xmlns:cx4="http://schemas.microsoft.com/office/drawing/2016/5/10/chartex" xmlns:cx5="http://schemas.microsoft.com/office/drawing/2016/5/11/chartex" xmlns:cx6="http://schemas.microsoft.com/office/drawing/2016/5/12/chartex" xmlns:cx7="http://schemas.microsoft.com/office/drawing/2016/5/13/chartex" xmlns:cx8="http://schemas.microsoft.com/office/drawing/2016/5/14/chartex" xmlns:mc="http://schemas.openxmlformats.org/markup-compatibility/2006" xmlns:aink="http://schemas.microsoft.com/office/drawing/2016/ink" xmlns:am3d="http://schemas.microsoft.com/office/drawing/2017/model3d" xmlns:o="urn:schemas-microsoft-com:office:office" xmlns:oel="http://schemas.microsoft.com/office/2019/extlst" xmlns:r="http://schemas.openxmlformats.org/officeDocument/2006/relationships" xmlns:m="http://schemas.openxmlformats.org/officeDocument/2006/math" xmlns:v="urn:schemas-microsoft-com:vml" xmlns:wp14="http://schemas.microsoft.com/office/word/2010/wordprocessingDrawing" xmlns:wp="http://schemas.openxmlformats.org/drawingml/2006/wordprocessingDrawing" xmlns:w10="urn:schemas-microsoft-com:office:word" xmlns:w="http://schemas.openxmlformats.org/wordprocessingml/2006/main" xmlns:w14="http://schemas.microsoft.com/office/word/2010/wordml" xmlns:w15="http://schemas.microsoft.com/office/word/2012/wordml" xmlns:w16cex="http://schemas.microsoft.com/office/word/2018/wordml/cex" xmlns:w16cid="http://schemas.microsoft.com/office/word/2016/wordml/cid" xmlns:w16="http://schemas.microsoft.com/office/word/2018/wordml" xmlns:w16du="http://schemas.microsoft.com/office/word/2023/wordml/word16du" xmlns:w16sdtdh="http://schemas.microsoft.com/office/word/2020/wordml/sdtdatahash" xmlns:w16sdtfl="http://schemas.microsoft.com/office/word/2024/wordml/sdtformatlock" xmlns:w16se="http://schemas.microsoft.com/office/word/2015/wordml/symex" xmlns:wpg="http://schemas.microsoft.com/office/word/2010/wordprocessingGroup" xmlns:wpi="http://schemas.microsoft.com/office/word/2010/wordprocessingInk" xmlns:wne="http://schemas.microsoft.com/office/word/2006/wordml" xmlns:wps="http://schemas.microsoft.com/office/word/2010/wordprocessingShape" mc:Ignorable="w14 w15 w16se w16cid w16 w16cex w16sdtdh w16sdtfl w16du wp14">
   <w:body>
     <w:p>
       <w:pPr>
@@ -31,64 +31,627 @@
         <w:rPr>
           <w:b/>
         </w:rPr>
-        <w:t>reais de Centros de Custo:</w:t>
-      </w:r>
-      <w:bookmarkStart w:id="0" w:name="_GoBack"/>
-      <w:bookmarkEnd w:id="0"/>
+        <w:t xml:space="preserve">reais de Centros de Custo: </w:t>
+      </w:r>
+      <w:proofErr w:type="spellStart"/>
       <w:r>
         <w:rPr>
           <w:b/>
         </w:rPr>
+        <w:t>Datalake</w:t>
+      </w:r>
+      <w:proofErr w:type="spellEnd"/>
+      <w:r>
+        <w:rPr>
+          <w:b/>
+        </w:rPr>
         <w:t xml:space="preserve"> </w:t>
       </w:r>
-      <w:proofErr w:type="spellStart"/>
       <w:r>
         <w:rPr>
           <w:b/>
         </w:rPr>
+        <w:t xml:space="preserve">-&gt; </w:t>
+      </w:r>
+      <w:proofErr w:type="spellStart"/>
+      <w:r>
+        <w:rPr>
+          <w:b/>
+        </w:rPr>
+        <w:t>Cydag</w:t>
+      </w:r>
+      <w:proofErr w:type="spellEnd"/>
+    </w:p>
+    <w:p>
+      <w:pPr>
+        <w:jc w:val="center"/>
+        <w:rPr>
+          <w:b/>
+        </w:rPr>
+      </w:pPr>
+    </w:p>
+    <w:p>
+      <w:r>
+        <w:t xml:space="preserve">Deve ser construída uma API no </w:t>
+      </w:r>
+      <w:proofErr w:type="spellStart"/>
+      <w:r>
         <w:t>Datalake</w:t>
       </w:r>
       <w:proofErr w:type="spellEnd"/>
       <w:r>
-        <w:rPr>
-          <w:b/>
-        </w:rPr>
+        <w:t xml:space="preserve"> para fornecer os dados reais de Centros de Custo / Classes de Custo para o </w:t>
+      </w:r>
+      <w:proofErr w:type="spellStart"/>
+      <w:r>
+        <w:t>Cydag</w:t>
+      </w:r>
+      <w:proofErr w:type="spellEnd"/>
+      <w:r>
+        <w:t>.</w:t>
+      </w:r>
+    </w:p>
+    <w:p>
+      <w:r>
+        <w:t>No acionamento da API será passado o ano e mês de referência desejado.</w:t>
+      </w:r>
+    </w:p>
+    <w:p>
+      <w:r>
+        <w:t>Os dados devem ser tratados no formato JSON segundo o modelo abaixo.</w:t>
+      </w:r>
+    </w:p>
+    <w:p>
+      <w:r>
+        <w:t>Parâmetros de entrada:</w:t>
+      </w:r>
+    </w:p>
+    <w:p>
+      <w:pPr>
+        <w:spacing w:after="0"/>
+      </w:pPr>
+      <w:proofErr w:type="spellStart"/>
+      <w:r>
+        <w:t>Selecao</w:t>
+      </w:r>
+      <w:proofErr w:type="spellEnd"/>
+      <w:r>
+        <w:t>: {</w:t>
+      </w:r>
+    </w:p>
+    <w:p>
+      <w:pPr>
+        <w:spacing w:after="0"/>
+      </w:pPr>
+      <w:r>
+        <w:t xml:space="preserve">  ano: </w:t>
+      </w:r>
+      <w:proofErr w:type="spellStart"/>
+      <w:r>
+        <w:t>string</w:t>
+      </w:r>
+      <w:proofErr w:type="spellEnd"/>
+      <w:r>
+        <w:t>,</w:t>
+      </w:r>
+    </w:p>
+    <w:p>
+      <w:pPr>
+        <w:spacing w:after="0"/>
+      </w:pPr>
+      <w:r>
+        <w:t xml:space="preserve">  </w:t>
+      </w:r>
+      <w:proofErr w:type="spellStart"/>
+      <w:r>
+        <w:t>mes</w:t>
+      </w:r>
+      <w:proofErr w:type="spellEnd"/>
+      <w:r>
+        <w:t xml:space="preserve">: </w:t>
+      </w:r>
+      <w:proofErr w:type="spellStart"/>
+      <w:r>
+        <w:t>string</w:t>
+      </w:r>
+      <w:proofErr w:type="spellEnd"/>
+      <w:r>
+        <w:t>,</w:t>
+      </w:r>
+    </w:p>
+    <w:p>
+      <w:pPr>
+        <w:spacing w:after="0"/>
+      </w:pPr>
+      <w:r>
+        <w:t>}</w:t>
+      </w:r>
+    </w:p>
+    <w:p>
+      <w:pPr>
+        <w:spacing w:after="0"/>
+      </w:pPr>
+    </w:p>
+    <w:p>
+      <w:r>
+        <w:t>Parâmetros de saída:</w:t>
+      </w:r>
+    </w:p>
+    <w:p>
+      <w:pPr>
+        <w:spacing w:after="0"/>
+      </w:pPr>
+      <w:r>
+        <w:t>Valores: {</w:t>
+      </w:r>
+    </w:p>
+    <w:p>
+      <w:pPr>
+        <w:spacing w:after="0"/>
+        <w:rPr>
+          <w:lang w:val="en-US"/>
+        </w:rPr>
+      </w:pPr>
+      <w:r>
+        <w:t xml:space="preserve">  </w:t>
+      </w:r>
+      <w:proofErr w:type="spellStart"/>
+      <w:r>
+        <w:rPr>
+          <w:lang w:val="en-US"/>
+        </w:rPr>
+        <w:t>cod_ccusto</w:t>
+      </w:r>
+      <w:proofErr w:type="spellEnd"/>
+      <w:r>
+        <w:rPr>
+          <w:lang w:val="en-US"/>
+        </w:rPr>
+        <w:t>: string,</w:t>
+      </w:r>
+    </w:p>
+    <w:p>
+      <w:pPr>
+        <w:spacing w:after="0"/>
+        <w:rPr>
+          <w:lang w:val="en-US"/>
+        </w:rPr>
+      </w:pPr>
+      <w:r>
+        <w:rPr>
+          <w:lang w:val="en-US"/>
+        </w:rPr>
+        <w:t xml:space="preserve">  </w:t>
+      </w:r>
+      <w:proofErr w:type="spellStart"/>
+      <w:r>
+        <w:rPr>
+          <w:lang w:val="en-US"/>
+        </w:rPr>
+        <w:t>cod_classe_custo</w:t>
+      </w:r>
+      <w:proofErr w:type="spellEnd"/>
+      <w:r>
+        <w:rPr>
+          <w:lang w:val="en-US"/>
+        </w:rPr>
+        <w:t>: string,</w:t>
+      </w:r>
+    </w:p>
+    <w:p>
+      <w:pPr>
+        <w:spacing w:after="0"/>
+        <w:rPr>
+          <w:lang w:val="en-US"/>
+        </w:rPr>
+      </w:pPr>
+      <w:r>
+        <w:rPr>
+          <w:lang w:val="en-US"/>
+        </w:rPr>
+        <w:t xml:space="preserve">  m01: number,</w:t>
+      </w:r>
+    </w:p>
+    <w:p>
+      <w:pPr>
+        <w:spacing w:after="0"/>
+        <w:rPr>
+          <w:lang w:val="en-US"/>
+        </w:rPr>
+      </w:pPr>
+      <w:r>
+        <w:rPr>
+          <w:lang w:val="en-US"/>
+        </w:rPr>
+        <w:t xml:space="preserve">  m02: number,</w:t>
+      </w:r>
+    </w:p>
+    <w:p>
+      <w:pPr>
+        <w:spacing w:after="0"/>
+        <w:rPr>
+          <w:lang w:val="en-US"/>
+        </w:rPr>
+      </w:pPr>
+      <w:r>
+        <w:rPr>
+          <w:lang w:val="en-US"/>
+        </w:rPr>
+        <w:t xml:space="preserve">  m03: number,</w:t>
+      </w:r>
+    </w:p>
+    <w:p>
+      <w:pPr>
+        <w:spacing w:after="0"/>
+        <w:rPr>
+          <w:lang w:val="en-US"/>
+        </w:rPr>
+      </w:pPr>
+      <w:r>
+        <w:rPr>
+          <w:lang w:val="en-US"/>
+        </w:rPr>
+        <w:t xml:space="preserve">  m04: number,</w:t>
+      </w:r>
+    </w:p>
+    <w:p>
+      <w:pPr>
+        <w:spacing w:after="0"/>
+        <w:rPr>
+          <w:lang w:val="en-US"/>
+        </w:rPr>
+      </w:pPr>
+      <w:r>
+        <w:rPr>
+          <w:lang w:val="en-US"/>
+        </w:rPr>
+        <w:t xml:space="preserve">  m05: number,</w:t>
+      </w:r>
+    </w:p>
+    <w:p>
+      <w:pPr>
+        <w:spacing w:after="0"/>
+        <w:rPr>
+          <w:lang w:val="en-US"/>
+        </w:rPr>
+      </w:pPr>
+      <w:r>
+        <w:rPr>
+          <w:lang w:val="en-US"/>
+        </w:rPr>
+        <w:t xml:space="preserve">  m06: number,</w:t>
+      </w:r>
+    </w:p>
+    <w:p>
+      <w:pPr>
+        <w:spacing w:after="0"/>
+        <w:rPr>
+          <w:lang w:val="en-US"/>
+        </w:rPr>
+      </w:pPr>
+      <w:r>
+        <w:rPr>
+          <w:lang w:val="en-US"/>
+        </w:rPr>
+        <w:t xml:space="preserve">  m07: number,</w:t>
+      </w:r>
+    </w:p>
+    <w:p>
+      <w:pPr>
+        <w:spacing w:after="0"/>
+        <w:rPr>
+          <w:lang w:val="en-US"/>
+        </w:rPr>
+      </w:pPr>
+      <w:r>
+        <w:rPr>
+          <w:lang w:val="en-US"/>
+        </w:rPr>
+        <w:t xml:space="preserve">  m08: number,</w:t>
+      </w:r>
+    </w:p>
+    <w:p>
+      <w:pPr>
+        <w:spacing w:after="0"/>
+        <w:rPr>
+          <w:lang w:val="en-US"/>
+        </w:rPr>
+      </w:pPr>
+      <w:r>
+        <w:rPr>
+          <w:lang w:val="en-US"/>
+        </w:rPr>
+        <w:t xml:space="preserve">  m09: number,</w:t>
+      </w:r>
+    </w:p>
+    <w:p>
+      <w:pPr>
+        <w:spacing w:after="0"/>
+        <w:rPr>
+          <w:lang w:val="en-US"/>
+        </w:rPr>
+      </w:pPr>
+      <w:r>
+        <w:rPr>
+          <w:lang w:val="en-US"/>
+        </w:rPr>
+        <w:t xml:space="preserve">  m10: number,</w:t>
+      </w:r>
+    </w:p>
+    <w:p>
+      <w:pPr>
+        <w:spacing w:after="0"/>
+        <w:rPr>
+          <w:lang w:val="en-US"/>
+        </w:rPr>
+      </w:pPr>
+      <w:r>
+        <w:rPr>
+          <w:lang w:val="en-US"/>
+        </w:rPr>
+        <w:t xml:space="preserve">  m11: number,</w:t>
+      </w:r>
+    </w:p>
+    <w:p>
+      <w:pPr>
+        <w:spacing w:after="0"/>
+        <w:rPr>
+          <w:lang w:val="en-US"/>
+        </w:rPr>
+      </w:pPr>
+      <w:r>
+        <w:rPr>
+          <w:lang w:val="en-US"/>
+        </w:rPr>
+        <w:t xml:space="preserve">  m12: number,</w:t>
+      </w:r>
+    </w:p>
+    <w:p>
+      <w:pPr>
+        <w:spacing w:after="0"/>
+      </w:pPr>
+      <w:r>
+        <w:t>}[];</w:t>
+      </w:r>
+    </w:p>
+    <w:p/>
+    <w:p>
+      <w:r>
+        <w:t xml:space="preserve">As colunas </w:t>
+      </w:r>
+      <w:proofErr w:type="spellStart"/>
+      <w:r>
+        <w:t>mxx</w:t>
+      </w:r>
+      <w:proofErr w:type="spellEnd"/>
+      <w:r>
+        <w:t xml:space="preserve"> representam o mês de referência para os dados e deverão ser carregados os dados até o mês informado, deixando os demais zerados.</w:t>
+      </w:r>
+    </w:p>
+    <w:p/>
+    <w:p>
+      <w:r>
+        <w:br w:type="page"/>
+      </w:r>
+    </w:p>
+    <w:p>
+      <w:r>
+        <w:lastRenderedPageBreak/>
+        <w:t>O processo está modelado dessa forma:</w:t>
+      </w:r>
+    </w:p>
+    <w:p/>
+    <w:p>
+      <w:pPr>
+        <w:pStyle w:val="PargrafodaLista"/>
+        <w:numPr>
+          <w:ilvl w:val="0"/>
+          <w:numId w:val="1"/>
+        </w:numPr>
+      </w:pPr>
+      <w:r>
+        <w:t>O start do processo ocorre ao acionar a API do lado da Cyrela (que o usuário comanda):</w:t>
+      </w:r>
+    </w:p>
+    <w:p>
+      <w:pPr>
+        <w:ind w:left="708"/>
+      </w:pPr>
+      <w:r>
+        <w:t xml:space="preserve">Os dados que tenho para acesso a </w:t>
+      </w:r>
+      <w:r>
+        <w:t xml:space="preserve">essa </w:t>
+      </w:r>
+      <w:r>
+        <w:t>API são esses:</w:t>
+      </w:r>
+    </w:p>
+    <w:p>
+      <w:pPr>
+        <w:ind w:left="708"/>
+      </w:pPr>
+      <w:r>
+        <w:t>SITE_INTERFACE_SAP_REALIZADO_CONFIG={ "</w:t>
+      </w:r>
+      <w:proofErr w:type="spellStart"/>
+      <w:r>
+        <w:t>url</w:t>
+      </w:r>
+      <w:proofErr w:type="spellEnd"/>
+      <w:r>
+        <w:t>": "http://20.206.220.156:8080/api/v1/</w:t>
+      </w:r>
+      <w:proofErr w:type="spellStart"/>
+      <w:r>
+        <w:t>dags</w:t>
+      </w:r>
+      <w:proofErr w:type="spellEnd"/>
+      <w:r>
+        <w:t>/pipeline-</w:t>
+      </w:r>
+      <w:proofErr w:type="spellStart"/>
+      <w:r>
+        <w:t>cydag</w:t>
+      </w:r>
+      <w:proofErr w:type="spellEnd"/>
+      <w:r>
+        <w:t>/</w:t>
+      </w:r>
+      <w:proofErr w:type="spellStart"/>
+      <w:r>
+        <w:t>dagRuns</w:t>
+      </w:r>
+      <w:proofErr w:type="spellEnd"/>
+      <w:r>
+        <w:t>", "</w:t>
+      </w:r>
+      <w:proofErr w:type="spellStart"/>
+      <w:r>
+        <w:t>auth</w:t>
+      </w:r>
+      <w:proofErr w:type="spellEnd"/>
+      <w:r>
+        <w:t>": { "</w:t>
+      </w:r>
+      <w:proofErr w:type="spellStart"/>
+      <w:r>
+        <w:t>user</w:t>
+      </w:r>
+      <w:proofErr w:type="spellEnd"/>
+      <w:r>
+        <w:t>": "</w:t>
+      </w:r>
+      <w:proofErr w:type="spellStart"/>
+      <w:r>
+        <w:t>cydag</w:t>
+      </w:r>
+      <w:proofErr w:type="spellEnd"/>
+      <w:r>
+        <w:t>" , "</w:t>
+      </w:r>
+      <w:proofErr w:type="spellStart"/>
+      <w:r>
+        <w:t>pass</w:t>
+      </w:r>
+      <w:proofErr w:type="spellEnd"/>
+      <w:r>
+        <w:t>": "@senha1312" } }</w:t>
+      </w:r>
+    </w:p>
+    <w:p>
+      <w:pPr>
+        <w:ind w:left="708"/>
+      </w:pPr>
+      <w:r>
+        <w:t xml:space="preserve">A API retorna o </w:t>
+      </w:r>
+      <w:proofErr w:type="spellStart"/>
+      <w:r>
+        <w:t>dag_run_id</w:t>
+      </w:r>
+      <w:proofErr w:type="spellEnd"/>
+      <w:r>
+        <w:t>.</w:t>
+      </w:r>
+    </w:p>
+    <w:p>
+      <w:pPr>
+        <w:ind w:left="708"/>
+      </w:pPr>
+    </w:p>
+    <w:p>
+      <w:pPr>
+        <w:pStyle w:val="PargrafodaLista"/>
+        <w:numPr>
+          <w:ilvl w:val="0"/>
+          <w:numId w:val="1"/>
+        </w:numPr>
+      </w:pPr>
+      <w:r>
+        <w:t xml:space="preserve">A partir desse </w:t>
+      </w:r>
+      <w:proofErr w:type="spellStart"/>
+      <w:r>
+        <w:t>dag_run_id</w:t>
+      </w:r>
+      <w:proofErr w:type="spellEnd"/>
+      <w:r>
+        <w:t xml:space="preserve"> a </w:t>
+      </w:r>
+      <w:r>
+        <w:t>API</w:t>
+      </w:r>
+      <w:r>
+        <w:t xml:space="preserve"> é executada sucessivas vezes pra consultar o status do processamento: (</w:t>
+      </w:r>
+      <w:proofErr w:type="spellStart"/>
+      <w:r>
+        <w:t>queued</w:t>
+      </w:r>
+      <w:proofErr w:type="spellEnd"/>
+      <w:r>
+        <w:t xml:space="preserve">, </w:t>
+      </w:r>
+      <w:proofErr w:type="spellStart"/>
+      <w:r>
+        <w:t>failed</w:t>
+      </w:r>
+      <w:proofErr w:type="spellEnd"/>
+      <w:r>
+        <w:t>,</w:t>
+      </w:r>
+      <w:r>
         <w:t xml:space="preserve"> </w:t>
       </w:r>
       <w:r>
-        <w:rPr>
-          <w:b/>
-        </w:rPr>
-        <w:t xml:space="preserve">-&gt; </w:t>
-      </w:r>
-      <w:proofErr w:type="spellStart"/>
-      <w:r>
-        <w:rPr>
-          <w:b/>
-        </w:rPr>
+        <w:t>running</w:t>
+      </w:r>
+      <w:r>
+        <w:t xml:space="preserve"> ou </w:t>
+      </w:r>
+      <w:proofErr w:type="spellStart"/>
+      <w:r>
+        <w:t>success</w:t>
+      </w:r>
+      <w:proofErr w:type="spellEnd"/>
+      <w:r>
+        <w:t>).</w:t>
+      </w:r>
+    </w:p>
+    <w:p>
+      <w:pPr>
+        <w:ind w:left="708"/>
+      </w:pPr>
+      <w:r>
+        <w:t xml:space="preserve">Ao encontrar o </w:t>
+      </w:r>
+      <w:proofErr w:type="spellStart"/>
+      <w:r>
+        <w:t>success</w:t>
+      </w:r>
+      <w:proofErr w:type="spellEnd"/>
+      <w:r>
+        <w:t xml:space="preserve"> o </w:t>
+      </w:r>
+      <w:proofErr w:type="spellStart"/>
+      <w:r>
         <w:t>Cydag</w:t>
       </w:r>
       <w:proofErr w:type="spellEnd"/>
-    </w:p>
-    <w:p>
-      <w:pPr>
-        <w:jc w:val="center"/>
-        <w:rPr>
-          <w:b/>
-        </w:rPr>
-      </w:pPr>
-    </w:p>
-    <w:p>
-      <w:r>
-        <w:t xml:space="preserve">Deve ser construída uma API no </w:t>
-      </w:r>
-      <w:proofErr w:type="spellStart"/>
-      <w:r>
-        <w:t>Datalake</w:t>
-      </w:r>
-      <w:proofErr w:type="spellEnd"/>
-      <w:r>
-        <w:t xml:space="preserve"> para fornecer os dados reais de Centros de Custo / Classes de Custo para o </w:t>
+      <w:r>
+        <w:t xml:space="preserve"> sabe que a tabela de interface </w:t>
+      </w:r>
+      <w:proofErr w:type="spellStart"/>
+      <w:r>
+        <w:t>M</w:t>
+      </w:r>
+      <w:r>
+        <w:t>ogoDB</w:t>
+      </w:r>
+      <w:proofErr w:type="spellEnd"/>
+      <w:r>
+        <w:t xml:space="preserve"> está carregada e procede a transferência para as tabelas do </w:t>
       </w:r>
       <w:proofErr w:type="spellStart"/>
       <w:r>
@@ -96,494 +659,55 @@
       </w:r>
       <w:proofErr w:type="spellEnd"/>
       <w:r>
-        <w:t>.</w:t>
-      </w:r>
-    </w:p>
-    <w:p>
-      <w:r>
-        <w:t>No acionamento da API será passado o ano e mês de referência desejado.</w:t>
-      </w:r>
-    </w:p>
-    <w:p>
-      <w:r>
-        <w:t>Os dados devem ser tratados no formato JSON segundo o modelo abaixo.</w:t>
-      </w:r>
-    </w:p>
-    <w:p>
-      <w:r>
-        <w:t>Parâmetros de entrada:</w:t>
-      </w:r>
-    </w:p>
-    <w:p>
-      <w:pPr>
-        <w:spacing w:after="0"/>
-      </w:pPr>
-      <w:proofErr w:type="spellStart"/>
-      <w:r>
-        <w:t>Selecao</w:t>
-      </w:r>
-      <w:proofErr w:type="spellEnd"/>
-      <w:r>
-        <w:t>: {</w:t>
-      </w:r>
-    </w:p>
-    <w:p>
-      <w:pPr>
-        <w:spacing w:after="0"/>
-      </w:pPr>
-      <w:r>
-        <w:t xml:space="preserve">  </w:t>
-      </w:r>
-      <w:proofErr w:type="gramStart"/>
-      <w:r>
-        <w:t>ano</w:t>
-      </w:r>
-      <w:proofErr w:type="gramEnd"/>
-      <w:r>
-        <w:t xml:space="preserve">: </w:t>
-      </w:r>
-      <w:proofErr w:type="spellStart"/>
-      <w:r>
-        <w:t>string</w:t>
-      </w:r>
-      <w:proofErr w:type="spellEnd"/>
-      <w:r>
-        <w:t>,</w:t>
-      </w:r>
-    </w:p>
-    <w:p>
-      <w:pPr>
-        <w:spacing w:after="0"/>
-      </w:pPr>
-      <w:r>
-        <w:t xml:space="preserve">  </w:t>
-      </w:r>
-      <w:proofErr w:type="spellStart"/>
-      <w:proofErr w:type="gramStart"/>
-      <w:r>
-        <w:t>mes</w:t>
-      </w:r>
-      <w:proofErr w:type="spellEnd"/>
-      <w:proofErr w:type="gramEnd"/>
-      <w:r>
-        <w:t xml:space="preserve">: </w:t>
-      </w:r>
-      <w:proofErr w:type="spellStart"/>
-      <w:r>
-        <w:t>string</w:t>
-      </w:r>
-      <w:proofErr w:type="spellEnd"/>
-      <w:r>
-        <w:t>,</w:t>
-      </w:r>
-    </w:p>
-    <w:p>
-      <w:pPr>
-        <w:spacing w:after="0"/>
-      </w:pPr>
-      <w:r>
-        <w:t>}</w:t>
-      </w:r>
-    </w:p>
-    <w:p>
-      <w:pPr>
-        <w:spacing w:after="0"/>
-      </w:pPr>
-    </w:p>
-    <w:p>
-      <w:r>
-        <w:t>Parâ</w:t>
-      </w:r>
-      <w:r>
-        <w:t xml:space="preserve">metros de </w:t>
-      </w:r>
-      <w:r>
-        <w:t>saída</w:t>
-      </w:r>
-      <w:r>
-        <w:t>:</w:t>
-      </w:r>
-    </w:p>
-    <w:p>
-      <w:pPr>
-        <w:spacing w:after="0"/>
-      </w:pPr>
-      <w:r>
-        <w:t xml:space="preserve">Valores: </w:t>
-      </w:r>
-      <w:r>
-        <w:t>{</w:t>
-      </w:r>
-    </w:p>
-    <w:p>
-      <w:pPr>
-        <w:spacing w:after="0"/>
-      </w:pPr>
-      <w:r>
-        <w:t xml:space="preserve">  </w:t>
-      </w:r>
-      <w:proofErr w:type="spellStart"/>
-      <w:proofErr w:type="gramStart"/>
-      <w:r>
-        <w:t>cod</w:t>
-      </w:r>
-      <w:proofErr w:type="gramEnd"/>
-      <w:r>
-        <w:t>_ccusto</w:t>
-      </w:r>
-      <w:proofErr w:type="spellEnd"/>
-      <w:r>
-        <w:t xml:space="preserve">: </w:t>
-      </w:r>
-      <w:proofErr w:type="spellStart"/>
-      <w:r>
-        <w:t>string</w:t>
-      </w:r>
-      <w:proofErr w:type="spellEnd"/>
-      <w:r>
-        <w:t>,</w:t>
-      </w:r>
-    </w:p>
-    <w:p>
-      <w:pPr>
-        <w:spacing w:after="0"/>
-      </w:pPr>
-      <w:r>
-        <w:t xml:space="preserve">  </w:t>
-      </w:r>
-      <w:proofErr w:type="spellStart"/>
-      <w:proofErr w:type="gramStart"/>
-      <w:r>
-        <w:t>cod</w:t>
-      </w:r>
-      <w:proofErr w:type="gramEnd"/>
-      <w:r>
-        <w:t>_classe_custo</w:t>
-      </w:r>
-      <w:proofErr w:type="spellEnd"/>
-      <w:r>
-        <w:t xml:space="preserve">: </w:t>
-      </w:r>
-      <w:proofErr w:type="spellStart"/>
-      <w:r>
-        <w:t>string</w:t>
-      </w:r>
-      <w:proofErr w:type="spellEnd"/>
-      <w:r>
-        <w:t>,</w:t>
-      </w:r>
-    </w:p>
-    <w:p>
-      <w:pPr>
-        <w:spacing w:after="0"/>
-      </w:pPr>
-      <w:r>
-        <w:t xml:space="preserve">  </w:t>
-      </w:r>
-      <w:proofErr w:type="gramStart"/>
-      <w:r>
-        <w:t>m</w:t>
-      </w:r>
-      <w:proofErr w:type="gramEnd"/>
-      <w:r>
-        <w:t xml:space="preserve">01: </w:t>
-      </w:r>
-      <w:proofErr w:type="spellStart"/>
-      <w:r>
-        <w:t>number</w:t>
-      </w:r>
-      <w:proofErr w:type="spellEnd"/>
-      <w:r>
-        <w:t>,</w:t>
-      </w:r>
-    </w:p>
-    <w:p>
-      <w:pPr>
-        <w:spacing w:after="0"/>
-      </w:pPr>
-      <w:r>
-        <w:t xml:space="preserve">  </w:t>
-      </w:r>
-      <w:proofErr w:type="gramStart"/>
-      <w:r>
-        <w:t>m</w:t>
-      </w:r>
-      <w:proofErr w:type="gramEnd"/>
-      <w:r>
-        <w:t xml:space="preserve">02: </w:t>
-      </w:r>
-      <w:proofErr w:type="spellStart"/>
-      <w:r>
-        <w:t>number</w:t>
-      </w:r>
-      <w:proofErr w:type="spellEnd"/>
-      <w:r>
-        <w:t>,</w:t>
-      </w:r>
-    </w:p>
-    <w:p>
-      <w:pPr>
-        <w:spacing w:after="0"/>
-      </w:pPr>
-      <w:r>
-        <w:t xml:space="preserve">  </w:t>
-      </w:r>
-      <w:proofErr w:type="gramStart"/>
-      <w:r>
-        <w:t>m</w:t>
-      </w:r>
-      <w:proofErr w:type="gramEnd"/>
-      <w:r>
-        <w:t xml:space="preserve">03: </w:t>
-      </w:r>
-      <w:proofErr w:type="spellStart"/>
-      <w:r>
-        <w:t>number</w:t>
-      </w:r>
-      <w:proofErr w:type="spellEnd"/>
-      <w:r>
-        <w:t>,</w:t>
-      </w:r>
-    </w:p>
-    <w:p>
-      <w:pPr>
-        <w:spacing w:after="0"/>
-      </w:pPr>
-      <w:r>
-        <w:t xml:space="preserve">  </w:t>
-      </w:r>
-      <w:proofErr w:type="gramStart"/>
-      <w:r>
-        <w:t>m</w:t>
-      </w:r>
-      <w:proofErr w:type="gramEnd"/>
-      <w:r>
-        <w:t xml:space="preserve">04: </w:t>
-      </w:r>
-      <w:proofErr w:type="spellStart"/>
-      <w:r>
-        <w:t>number</w:t>
-      </w:r>
-      <w:proofErr w:type="spellEnd"/>
-      <w:r>
-        <w:t>,</w:t>
-      </w:r>
-    </w:p>
-    <w:p>
-      <w:pPr>
-        <w:spacing w:after="0"/>
-      </w:pPr>
-      <w:r>
-        <w:t xml:space="preserve">  </w:t>
-      </w:r>
-      <w:proofErr w:type="gramStart"/>
-      <w:r>
-        <w:t>m</w:t>
-      </w:r>
-      <w:proofErr w:type="gramEnd"/>
-      <w:r>
-        <w:t xml:space="preserve">05: </w:t>
-      </w:r>
-      <w:proofErr w:type="spellStart"/>
-      <w:r>
-        <w:t>number</w:t>
-      </w:r>
-      <w:proofErr w:type="spellEnd"/>
-      <w:r>
-        <w:t>,</w:t>
-      </w:r>
-    </w:p>
-    <w:p>
-      <w:pPr>
-        <w:spacing w:after="0"/>
-      </w:pPr>
-      <w:r>
-        <w:t xml:space="preserve">  </w:t>
-      </w:r>
-      <w:proofErr w:type="gramStart"/>
-      <w:r>
-        <w:t>m</w:t>
-      </w:r>
-      <w:proofErr w:type="gramEnd"/>
-      <w:r>
-        <w:t xml:space="preserve">06: </w:t>
-      </w:r>
-      <w:proofErr w:type="spellStart"/>
-      <w:r>
-        <w:t>number</w:t>
-      </w:r>
-      <w:proofErr w:type="spellEnd"/>
-      <w:r>
-        <w:t>,</w:t>
-      </w:r>
-    </w:p>
-    <w:p>
-      <w:pPr>
-        <w:spacing w:after="0"/>
-      </w:pPr>
-      <w:r>
-        <w:t xml:space="preserve">  </w:t>
-      </w:r>
-      <w:proofErr w:type="gramStart"/>
-      <w:r>
-        <w:t>m</w:t>
-      </w:r>
-      <w:proofErr w:type="gramEnd"/>
-      <w:r>
-        <w:t xml:space="preserve">07: </w:t>
-      </w:r>
-      <w:proofErr w:type="spellStart"/>
-      <w:r>
-        <w:t>number</w:t>
-      </w:r>
-      <w:proofErr w:type="spellEnd"/>
-      <w:r>
-        <w:t>,</w:t>
-      </w:r>
-    </w:p>
-    <w:p>
-      <w:pPr>
-        <w:spacing w:after="0"/>
-      </w:pPr>
-      <w:r>
-        <w:t xml:space="preserve">  </w:t>
-      </w:r>
-      <w:proofErr w:type="gramStart"/>
-      <w:r>
-        <w:t>m</w:t>
-      </w:r>
-      <w:proofErr w:type="gramEnd"/>
-      <w:r>
-        <w:t xml:space="preserve">08: </w:t>
-      </w:r>
-      <w:proofErr w:type="spellStart"/>
-      <w:r>
-        <w:t>number</w:t>
-      </w:r>
-      <w:proofErr w:type="spellEnd"/>
-      <w:r>
-        <w:t>,</w:t>
-      </w:r>
-    </w:p>
-    <w:p>
-      <w:pPr>
-        <w:spacing w:after="0"/>
-      </w:pPr>
-      <w:r>
-        <w:t xml:space="preserve">  </w:t>
-      </w:r>
-      <w:proofErr w:type="gramStart"/>
-      <w:r>
-        <w:t>m</w:t>
-      </w:r>
-      <w:proofErr w:type="gramEnd"/>
-      <w:r>
-        <w:t xml:space="preserve">09: </w:t>
-      </w:r>
-      <w:proofErr w:type="spellStart"/>
-      <w:r>
-        <w:t>number</w:t>
-      </w:r>
-      <w:proofErr w:type="spellEnd"/>
-      <w:r>
-        <w:t>,</w:t>
-      </w:r>
-    </w:p>
-    <w:p>
-      <w:pPr>
-        <w:spacing w:after="0"/>
-      </w:pPr>
-      <w:r>
-        <w:t xml:space="preserve">  </w:t>
-      </w:r>
-      <w:proofErr w:type="gramStart"/>
-      <w:r>
-        <w:t>m</w:t>
-      </w:r>
-      <w:proofErr w:type="gramEnd"/>
-      <w:r>
-        <w:t xml:space="preserve">10: </w:t>
-      </w:r>
-      <w:proofErr w:type="spellStart"/>
-      <w:r>
-        <w:t>number</w:t>
-      </w:r>
-      <w:proofErr w:type="spellEnd"/>
-      <w:r>
-        <w:t>,</w:t>
-      </w:r>
-    </w:p>
-    <w:p>
-      <w:pPr>
-        <w:spacing w:after="0"/>
-      </w:pPr>
-      <w:r>
-        <w:t xml:space="preserve">  </w:t>
-      </w:r>
-      <w:proofErr w:type="gramStart"/>
-      <w:r>
-        <w:t>m</w:t>
-      </w:r>
-      <w:proofErr w:type="gramEnd"/>
-      <w:r>
-        <w:t xml:space="preserve">11: </w:t>
-      </w:r>
-      <w:proofErr w:type="spellStart"/>
-      <w:r>
-        <w:t>number</w:t>
-      </w:r>
-      <w:proofErr w:type="spellEnd"/>
-      <w:r>
-        <w:t>,</w:t>
-      </w:r>
-    </w:p>
-    <w:p>
-      <w:pPr>
-        <w:spacing w:after="0"/>
-      </w:pPr>
-      <w:r>
-        <w:t xml:space="preserve">  </w:t>
-      </w:r>
-      <w:proofErr w:type="gramStart"/>
-      <w:r>
-        <w:t>m</w:t>
-      </w:r>
-      <w:proofErr w:type="gramEnd"/>
-      <w:r>
-        <w:t xml:space="preserve">12: </w:t>
-      </w:r>
-      <w:proofErr w:type="spellStart"/>
-      <w:r>
-        <w:t>number</w:t>
-      </w:r>
-      <w:proofErr w:type="spellEnd"/>
-      <w:r>
-        <w:t>,</w:t>
-      </w:r>
-    </w:p>
-    <w:p>
-      <w:pPr>
-        <w:spacing w:after="0"/>
-      </w:pPr>
-      <w:r>
-        <w:t>}</w:t>
-      </w:r>
-      <w:r>
-        <w:t>[];</w:t>
-      </w:r>
+        <w:t xml:space="preserve">. </w:t>
+      </w:r>
+    </w:p>
+    <w:p>
+      <w:pPr>
+        <w:ind w:left="708"/>
+      </w:pPr>
+      <w:r>
+        <w:t>Ao final da carga:</w:t>
+      </w:r>
+    </w:p>
+    <w:p>
+      <w:pPr>
+        <w:ind w:left="708"/>
+      </w:pPr>
+      <w:r>
+        <w:t>- é feito um reset na tabela de interface</w:t>
+      </w:r>
+    </w:p>
+    <w:p>
+      <w:pPr>
+        <w:ind w:left="708"/>
+      </w:pPr>
+      <w:r>
+        <w:t>- é emitido o log das classes de custo e centros de custo não cadastrados no C</w:t>
+      </w:r>
+      <w:proofErr w:type="spellStart"/>
+      <w:r>
+        <w:t>ydag</w:t>
+      </w:r>
+      <w:proofErr w:type="spellEnd"/>
     </w:p>
     <w:p/>
     <w:p>
-      <w:r>
-        <w:t xml:space="preserve">As colunas </w:t>
-      </w:r>
-      <w:proofErr w:type="spellStart"/>
-      <w:r>
-        <w:t>mxx</w:t>
-      </w:r>
-      <w:proofErr w:type="spellEnd"/>
-      <w:r>
-        <w:t xml:space="preserve"> representam o mês de referência para os dados e deverão ser carregados os dados até o mês informado, deixando os demais zerados.</w:t>
+      <w:proofErr w:type="spellStart"/>
+      <w:r>
+        <w:t>Obs</w:t>
+      </w:r>
+      <w:proofErr w:type="spellEnd"/>
+      <w:r>
+        <w:t xml:space="preserve">: o ano a ser processado é definido pelos dados encontrados na tabela de interface, se for carregado 2024 será processado 2024. Seria ideal a interface receber o ano desejado para carga com base no input do usuário, para termos maior controle. Foi desenhado assim lá no início, mas por alguma questão do lado do </w:t>
+      </w:r>
+      <w:proofErr w:type="spellStart"/>
+      <w:r>
+        <w:t>DataLake</w:t>
+      </w:r>
+      <w:proofErr w:type="spellEnd"/>
+      <w:r>
+        <w:t xml:space="preserve"> isso não foi implementado.</w:t>
       </w:r>
     </w:p>
     <w:sectPr>
@@ -596,8 +720,102 @@
 </w:document>
 </file>
 
+<file path=word/numbering.xml><?xml version="1.0" encoding="utf-8"?>
+<w:numbering xmlns:wpc="http://schemas.microsoft.com/office/word/2010/wordprocessingCanvas" xmlns:cx="http://schemas.microsoft.com/office/drawing/2014/chartex" xmlns:cx1="http://schemas.microsoft.com/office/drawing/2015/9/8/chartex" xmlns:cx2="http://schemas.microsoft.com/office/drawing/2015/10/21/chartex" xmlns:cx3="http://schemas.microsoft.com/office/drawing/2016/5/9/chartex" xmlns:cx4="http://schemas.microsoft.com/office/drawing/2016/5/10/chartex" xmlns:cx5="http://schemas.microsoft.com/office/drawing/2016/5/11/chartex" xmlns:cx6="http://schemas.microsoft.com/office/drawing/2016/5/12/chartex" xmlns:cx7="http://schemas.microsoft.com/office/drawing/2016/5/13/chartex" xmlns:cx8="http://schemas.microsoft.com/office/drawing/2016/5/14/chartex" xmlns:mc="http://schemas.openxmlformats.org/markup-compatibility/2006" xmlns:aink="http://schemas.microsoft.com/office/drawing/2016/ink" xmlns:am3d="http://schemas.microsoft.com/office/drawing/2017/model3d" xmlns:o="urn:schemas-microsoft-com:office:office" xmlns:oel="http://schemas.microsoft.com/office/2019/extlst" xmlns:r="http://schemas.openxmlformats.org/officeDocument/2006/relationships" xmlns:m="http://schemas.openxmlformats.org/officeDocument/2006/math" xmlns:v="urn:schemas-microsoft-com:vml" xmlns:wp14="http://schemas.microsoft.com/office/word/2010/wordprocessingDrawing" xmlns:wp="http://schemas.openxmlformats.org/drawingml/2006/wordprocessingDrawing" xmlns:w10="urn:schemas-microsoft-com:office:word" xmlns:w="http://schemas.openxmlformats.org/wordprocessingml/2006/main" xmlns:w14="http://schemas.microsoft.com/office/word/2010/wordml" xmlns:w15="http://schemas.microsoft.com/office/word/2012/wordml" xmlns:w16cex="http://schemas.microsoft.com/office/word/2018/wordml/cex" xmlns:w16cid="http://schemas.microsoft.com/office/word/2016/wordml/cid" xmlns:w16="http://schemas.microsoft.com/office/word/2018/wordml" xmlns:w16du="http://schemas.microsoft.com/office/word/2023/wordml/word16du" xmlns:w16sdtdh="http://schemas.microsoft.com/office/word/2020/wordml/sdtdatahash" xmlns:w16sdtfl="http://schemas.microsoft.com/office/word/2024/wordml/sdtformatlock" xmlns:w16se="http://schemas.microsoft.com/office/word/2015/wordml/symex" xmlns:wpg="http://schemas.microsoft.com/office/word/2010/wordprocessingGroup" xmlns:wpi="http://schemas.microsoft.com/office/word/2010/wordprocessingInk" xmlns:wne="http://schemas.microsoft.com/office/word/2006/wordml" xmlns:wps="http://schemas.microsoft.com/office/word/2010/wordprocessingShape" mc:Ignorable="w14 w15 w16se w16cid w16 w16cex w16sdtdh w16sdtfl w16du wp14">
+  <w:abstractNum w:abstractNumId="0" w15:restartNumberingAfterBreak="0">
+    <w:nsid w:val="3411346D"/>
+    <w:multiLevelType w:val="hybridMultilevel"/>
+    <w:tmpl w:val="0D62B49C"/>
+    <w:lvl w:ilvl="0" w:tplc="0416000F">
+      <w:start w:val="1"/>
+      <w:numFmt w:val="decimal"/>
+      <w:lvlText w:val="%1."/>
+      <w:lvlJc w:val="left"/>
+      <w:pPr>
+        <w:ind w:left="720" w:hanging="360"/>
+      </w:pPr>
+    </w:lvl>
+    <w:lvl w:ilvl="1" w:tplc="04160019" w:tentative="1">
+      <w:start w:val="1"/>
+      <w:numFmt w:val="lowerLetter"/>
+      <w:lvlText w:val="%2."/>
+      <w:lvlJc w:val="left"/>
+      <w:pPr>
+        <w:ind w:left="1440" w:hanging="360"/>
+      </w:pPr>
+    </w:lvl>
+    <w:lvl w:ilvl="2" w:tplc="0416001B" w:tentative="1">
+      <w:start w:val="1"/>
+      <w:numFmt w:val="lowerRoman"/>
+      <w:lvlText w:val="%3."/>
+      <w:lvlJc w:val="right"/>
+      <w:pPr>
+        <w:ind w:left="2160" w:hanging="180"/>
+      </w:pPr>
+    </w:lvl>
+    <w:lvl w:ilvl="3" w:tplc="0416000F" w:tentative="1">
+      <w:start w:val="1"/>
+      <w:numFmt w:val="decimal"/>
+      <w:lvlText w:val="%4."/>
+      <w:lvlJc w:val="left"/>
+      <w:pPr>
+        <w:ind w:left="2880" w:hanging="360"/>
+      </w:pPr>
+    </w:lvl>
+    <w:lvl w:ilvl="4" w:tplc="04160019" w:tentative="1">
+      <w:start w:val="1"/>
+      <w:numFmt w:val="lowerLetter"/>
+      <w:lvlText w:val="%5."/>
+      <w:lvlJc w:val="left"/>
+      <w:pPr>
+        <w:ind w:left="3600" w:hanging="360"/>
+      </w:pPr>
+    </w:lvl>
+    <w:lvl w:ilvl="5" w:tplc="0416001B" w:tentative="1">
+      <w:start w:val="1"/>
+      <w:numFmt w:val="lowerRoman"/>
+      <w:lvlText w:val="%6."/>
+      <w:lvlJc w:val="right"/>
+      <w:pPr>
+        <w:ind w:left="4320" w:hanging="180"/>
+      </w:pPr>
+    </w:lvl>
+    <w:lvl w:ilvl="6" w:tplc="0416000F" w:tentative="1">
+      <w:start w:val="1"/>
+      <w:numFmt w:val="decimal"/>
+      <w:lvlText w:val="%7."/>
+      <w:lvlJc w:val="left"/>
+      <w:pPr>
+        <w:ind w:left="5040" w:hanging="360"/>
+      </w:pPr>
+    </w:lvl>
+    <w:lvl w:ilvl="7" w:tplc="04160019" w:tentative="1">
+      <w:start w:val="1"/>
+      <w:numFmt w:val="lowerLetter"/>
+      <w:lvlText w:val="%8."/>
+      <w:lvlJc w:val="left"/>
+      <w:pPr>
+        <w:ind w:left="5760" w:hanging="360"/>
+      </w:pPr>
+    </w:lvl>
+    <w:lvl w:ilvl="8" w:tplc="0416001B" w:tentative="1">
+      <w:start w:val="1"/>
+      <w:numFmt w:val="lowerRoman"/>
+      <w:lvlText w:val="%9."/>
+      <w:lvlJc w:val="right"/>
+      <w:pPr>
+        <w:ind w:left="6480" w:hanging="180"/>
+      </w:pPr>
+    </w:lvl>
+  </w:abstractNum>
+  <w:num w:numId="1" w16cid:durableId="19207844">
+    <w:abstractNumId w:val="0"/>
+  </w:num>
+</w:numbering>
+</file>
+
 <file path=word/styles.xml><?xml version="1.0" encoding="utf-8"?>
-<w:styles xmlns:mc="http://schemas.openxmlformats.org/markup-compatibility/2006" xmlns:r="http://schemas.openxmlformats.org/officeDocument/2006/relationships" xmlns:w="http://schemas.openxmlformats.org/wordprocessingml/2006/main" xmlns:w14="http://schemas.microsoft.com/office/word/2010/wordml" xmlns:w15="http://schemas.microsoft.com/office/word/2012/wordml" xmlns:w16se="http://schemas.microsoft.com/office/word/2015/wordml/symex" mc:Ignorable="w14 w15 w16se">
+<w:styles xmlns:mc="http://schemas.openxmlformats.org/markup-compatibility/2006" xmlns:r="http://schemas.openxmlformats.org/officeDocument/2006/relationships" xmlns:w="http://schemas.openxmlformats.org/wordprocessingml/2006/main" xmlns:w14="http://schemas.microsoft.com/office/word/2010/wordml" xmlns:w15="http://schemas.microsoft.com/office/word/2012/wordml" xmlns:w16cex="http://schemas.microsoft.com/office/word/2018/wordml/cex" xmlns:w16cid="http://schemas.microsoft.com/office/word/2016/wordml/cid" xmlns:w16="http://schemas.microsoft.com/office/word/2018/wordml" xmlns:w16du="http://schemas.microsoft.com/office/word/2023/wordml/word16du" xmlns:w16sdtdh="http://schemas.microsoft.com/office/word/2020/wordml/sdtdatahash" xmlns:w16sdtfl="http://schemas.microsoft.com/office/word/2024/wordml/sdtformatlock" xmlns:w16se="http://schemas.microsoft.com/office/word/2015/wordml/symex" mc:Ignorable="w14 w15 w16se w16cid w16 w16cex w16sdtdh w16sdtfl w16du">
   <w:docDefaults>
     <w:rPrDefault>
       <w:rPr>
@@ -613,7 +831,7 @@
       </w:pPr>
     </w:pPrDefault>
   </w:docDefaults>
-  <w:latentStyles w:defLockedState="0" w:defUIPriority="99" w:defSemiHidden="0" w:defUnhideWhenUsed="0" w:defQFormat="0" w:count="371">
+  <w:latentStyles w:defLockedState="0" w:defUIPriority="99" w:defSemiHidden="0" w:defUnhideWhenUsed="0" w:defQFormat="0" w:count="376">
     <w:lsdException w:name="Normal" w:uiPriority="0" w:qFormat="1"/>
     <w:lsdException w:name="heading 1" w:uiPriority="9" w:qFormat="1"/>
     <w:lsdException w:name="heading 2" w:semiHidden="1" w:uiPriority="9" w:unhideWhenUsed="1" w:qFormat="1"/>
@@ -985,6 +1203,11 @@
     <w:lsdException w:name="List Table 5 Dark Accent 6" w:uiPriority="50"/>
     <w:lsdException w:name="List Table 6 Colorful Accent 6" w:uiPriority="51"/>
     <w:lsdException w:name="List Table 7 Colorful Accent 6" w:uiPriority="52"/>
+    <w:lsdException w:name="Mention" w:semiHidden="1" w:unhideWhenUsed="1"/>
+    <w:lsdException w:name="Smart Hyperlink" w:semiHidden="1" w:unhideWhenUsed="1"/>
+    <w:lsdException w:name="Hashtag" w:semiHidden="1" w:unhideWhenUsed="1"/>
+    <w:lsdException w:name="Unresolved Mention" w:semiHidden="1" w:unhideWhenUsed="1"/>
+    <w:lsdException w:name="Smart Link" w:semiHidden="1" w:unhideWhenUsed="1"/>
   </w:latentStyles>
   <w:style w:type="paragraph" w:default="1" w:styleId="Normal">
     <w:name w:val="Normal"/>
@@ -993,7 +1216,6 @@
   <w:style w:type="character" w:default="1" w:styleId="Fontepargpadro">
     <w:name w:val="Default Paragraph Font"/>
     <w:uiPriority w:val="1"/>
-    <w:semiHidden/>
     <w:unhideWhenUsed/>
   </w:style>
   <w:style w:type="table" w:default="1" w:styleId="Tabelanormal">
@@ -1016,6 +1238,17 @@
     <w:uiPriority w:val="99"/>
     <w:semiHidden/>
     <w:unhideWhenUsed/>
+  </w:style>
+  <w:style w:type="paragraph" w:styleId="PargrafodaLista">
+    <w:name w:val="List Paragraph"/>
+    <w:basedOn w:val="Normal"/>
+    <w:uiPriority w:val="34"/>
+    <w:qFormat/>
+    <w:rsid w:val="00C55180"/>
+    <w:pPr>
+      <w:ind w:left="720"/>
+      <w:contextualSpacing/>
+    </w:pPr>
   </w:style>
 </w:styles>
 </file>
